--- a/sources/veille/2026-04-17_veille_rbpp_tdi-volet2-scolarite-travail-loisirs.docx
+++ b/sources/veille/2026-04-17_veille_rbpp_tdi-volet2-scolarite-travail-loisirs.docx
@@ -206,15 +206,18 @@
             </w:tcMar>
           </w:tcPr>
           <w:p>
-            <w:r>
-              <w:rPr>
-                <w:rFonts w:ascii="Calibri" w:cs="Calibri" w:eastAsia="Calibri" w:hAnsi="Calibri"/>
-                <w:color w:val="1F2937"/>
-                <w:sz w:val="20"/>
-                <w:szCs w:val="20"/>
-              </w:rPr>
-              <w:t xml:space="preserve">has-sante.fr/jcms/p_3741239</w:t>
-            </w:r>
+            <w:hyperlink w:history="1" r:id="rIdp37412392026">
+              <w:r>
+                <w:rPr>
+                  <w:rFonts w:ascii="Calibri" w:cs="Calibri" w:eastAsia="Calibri" w:hAnsi="Calibri"/>
+                  <w:sz w:val="20"/>
+                  <w:szCs w:val="20"/>
+                  <w:color w:val="1155CC"/>
+                  <w:u w:val="single"/>
+                </w:rPr>
+                <w:t xml:space="preserve">has-sante.fr/jcms/p_3741239</w:t>
+              </w:r>
+            </w:hyperlink>
           </w:p>
         </w:tc>
         <w:tc>
@@ -274,15 +277,18 @@
             </w:tcMar>
           </w:tcPr>
           <w:p>
-            <w:r>
-              <w:rPr>
-                <w:rFonts w:ascii="Calibri" w:cs="Calibri" w:eastAsia="Calibri" w:hAnsi="Calibri"/>
-                <w:color w:val="1F2937"/>
-                <w:sz w:val="20"/>
-                <w:szCs w:val="20"/>
-              </w:rPr>
-              <w:t xml:space="preserve">has-sante.fr/jcms/p_3237847</w:t>
-            </w:r>
+            <w:hyperlink w:history="1" r:id="rIdp32378472026">
+              <w:r>
+                <w:rPr>
+                  <w:rFonts w:ascii="Calibri" w:cs="Calibri" w:eastAsia="Calibri" w:hAnsi="Calibri"/>
+                  <w:sz w:val="20"/>
+                  <w:szCs w:val="20"/>
+                  <w:color w:val="1155CC"/>
+                  <w:u w:val="single"/>
+                </w:rPr>
+                <w:t xml:space="preserve">has-sante.fr/jcms/p_3237847</w:t>
+              </w:r>
+            </w:hyperlink>
           </w:p>
         </w:tc>
         <w:tc>
@@ -2003,6 +2009,50 @@
           <w:szCs w:val="18"/>
         </w:rPr>
         <w:t xml:space="preserve">Produit le 2026-04-17 par pipeline RBPP-HAS | Source : HAS — RBPP TDI Volet 2, publiée le 18/11/2025</w:t>
+      </w:r>
+    </w:p>
+    <w:p>
+      <w:pPr>
+        <w:spacing w:after="120" w:before="320"/>
+      </w:pPr>
+      <w:r>
+        <w:rPr>
+          <w:rFonts w:ascii="Calibri" w:cs="Calibri" w:eastAsia="Calibri" w:hAnsi="Calibri"/>
+          <w:b/>
+          <w:bCs/>
+          <w:color w:val="1B3A6B"/>
+          <w:sz w:val="28"/>
+          <w:szCs w:val="28"/>
+        </w:rPr>
+        <w:t xml:space="preserve">📝 Journal des corrections — 12 septembre 2026</w:t>
+      </w:r>
+    </w:p>
+    <w:p>
+      <w:pPr>
+        <w:spacing w:after="80"/>
+      </w:pPr>
+      <w:r>
+        <w:rPr>
+          <w:rFonts w:ascii="Calibri" w:cs="Calibri" w:eastAsia="Calibri" w:hAnsi="Calibri"/>
+          <w:color w:val="1F2937"/>
+          <w:sz w:val="22"/>
+          <w:szCs w:val="22"/>
+        </w:rPr>
+        <w:t xml:space="preserve">Note produite le 17/04/2026, relue le 12/09/2026 au cours d'un contrôle d'attribution des 221 documents du dépôt (règle ⑭ : une page nommée comme source doit être liée). Contenu inchangé.</w:t>
+      </w:r>
+    </w:p>
+    <w:p>
+      <w:pPr>
+        <w:spacing w:after="80"/>
+      </w:pPr>
+      <w:r>
+        <w:rPr>
+          <w:rFonts w:ascii="Calibri" w:cs="Calibri" w:eastAsia="Calibri" w:hAnsi="Calibri"/>
+          <w:color w:val="1F2937"/>
+          <w:sz w:val="22"/>
+          <w:szCs w:val="22"/>
+        </w:rPr>
+        <w:t xml:space="preserve">Pages nommées sans lien cliquable, liées le 12/09/2026 : has-sante.fr/jcms/p_3741239 → www.has-sante.fr/jcms/p_3741239 (1) ; has-sante.fr/jcms/p_3237847 → www.has-sante.fr/jcms/p_3237847 (1).</w:t>
       </w:r>
     </w:p>
     <w:sectPr>
